--- a/content/member-assets/drone-roof-photo-inspection/drone-outreach-script.docx
+++ b/content/member-assets/drone-roof-photo-inspection/drone-outreach-script.docx
@@ -759,7 +759,7 @@
               <w:pStyle w:val="TableCell"/>
             </w:pPr>
             <w:r>
-              <w:t xml:space="preserve">Best prospects — Roofers who quote residential repairs, gutter work, storm damage, roof restorations, or…</w:t>
+              <w:t xml:space="preserve">Best prospects - Roofers who quote residential repairs, gutter work, storm damage, roof restorations, or…</w:t>
             </w:r>
           </w:p>
         </w:tc>
@@ -801,7 +801,7 @@
               <w:pStyle w:val="TableCell"/>
             </w:pPr>
             <w:r>
-              <w:t xml:space="preserve">Cold call: free sample roof — Hi [Name], I run a drone roof photo service for [roofers/agents/solar installers] who need…</w:t>
+              <w:t xml:space="preserve">Cold call: free sample roof - Hi [Name], I run a drone roof photo service for [roofers/agents/solar installers] who need…</w:t>
             </w:r>
           </w:p>
         </w:tc>
@@ -845,7 +845,7 @@
               <w:pStyle w:val="TableCell"/>
             </w:pPr>
             <w:r>
-              <w:t xml:space="preserve">Cold email: roofer partner — Subject: free sample roof report for your next quote</w:t>
+              <w:t xml:space="preserve">Cold email: roofer partner - Subject: free sample roof report for your next quote</w:t>
             </w:r>
           </w:p>
         </w:tc>
@@ -887,7 +887,7 @@
               <w:pStyle w:val="TableCell"/>
             </w:pPr>
             <w:r>
-              <w:t xml:space="preserve">Cold email: agent or property manager — Subject: roof visibility for [listing/property]</w:t>
+              <w:t xml:space="preserve">Cold email: agent or property manager - Subject: roof visibility for [listing/property]</w:t>
             </w:r>
           </w:p>
         </w:tc>
@@ -931,7 +931,7 @@
               <w:pStyle w:val="TableCell"/>
             </w:pPr>
             <w:r>
-              <w:t xml:space="preserve">DM version — Hey [Name], I do drone roof photo reports for local [roofers/agents/solar installers]. It…</w:t>
+              <w:t xml:space="preserve">DM version - Hey [Name], I do drone roof photo reports for local [roofers/agents/solar installers]. It…</w:t>
             </w:r>
           </w:p>
         </w:tc>
@@ -973,7 +973,7 @@
               <w:pStyle w:val="TableCell"/>
             </w:pPr>
             <w:r>
-              <w:t xml:space="preserve">Follow-up sequence — Day 2: send a sample report screenshot and ask which use case matters most: quoting…</w:t>
+              <w:t xml:space="preserve">Follow-up sequence - Day 2: send a sample report screenshot and ask which use case matters most: quoting…</w:t>
             </w:r>
           </w:p>
         </w:tc>
@@ -1017,7 +1017,7 @@
               <w:pStyle w:val="TableCell"/>
             </w:pPr>
             <w:r>
-              <w:t xml:space="preserve">Objection handling — Is this an inspection? No. It is visual photo documentation only. A qualified roofer…</w:t>
+              <w:t xml:space="preserve">Objection handling - Is this an inspection? No. It is visual photo documentation only. A qualified roofer…</w:t>
             </w:r>
           </w:p>
         </w:tc>
@@ -1059,7 +1059,7 @@
               <w:pStyle w:val="TableCell"/>
             </w:pPr>
             <w:r>
-              <w:t xml:space="preserve">Close and booking copy — Great. To book the flyover I need written permission from the owner or authorised agent…</w:t>
+              <w:t xml:space="preserve">Close and booking copy - Great. To book the flyover I need written permission from the owner or authorised agent…</w:t>
             </w:r>
           </w:p>
         </w:tc>
@@ -1103,7 +1103,7 @@
               <w:pStyle w:val="TableCell"/>
             </w:pPr>
             <w:r>
-              <w:t xml:space="preserve">Delivery standards (shared) — This asset is for roofers, agents, solar installers, and homeowners; replace bracketed…</w:t>
+              <w:t xml:space="preserve">Delivery standards (shared) - This asset is for roofers, agents, solar installers, and homeowners; replace bracketed…</w:t>
             </w:r>
           </w:p>
         </w:tc>
@@ -1782,7 +1782,7 @@
     <w:lvl w:ilvl="0">
       <w:start w:val="1"/>
       <w:numFmt w:val="bullet"/>
-      <w:lvlText w:val="–"/>
+      <w:lvlText w:val="-"/>
       <w:pPr>
         <w:ind w:left="540" w:hanging="220"/>
       </w:pPr>
